--- a/EXPORTS/DOCX/published/niveau3/Dutch/WMRotterdam.docx
+++ b/EXPORTS/DOCX/published/niveau3/Dutch/WMRotterdam.docx
@@ -296,54 +296,7 @@
           <w:color w:val="000000"/>
           <w:sz w:val="24"/>
         </w:rPr>
-        <w:t>naar de voorzitter van de Yachtvereni</w:t>
-      </w:r>
-      <w:r>
-        <w:rPr>
-          <w:u w:val="single" w:color="0000ff"/>
-          <w:rFonts w:ascii="Charis SIL Regular" w:hAnsi="Charis SIL Regular" w:eastAsia="Charis SIL Regular"/>
-          <w:b w:val="0"/>
-          <w:i w:val="0"/>
-          <w:color w:val="000000"/>
-          <w:sz w:val="24"/>
-        </w:rPr>
-        <w:hyperlink r:id="rId9" w:history="1">
-          <w:r>
-            <w:rPr>
-              <w:rStyle w:val="Hyperlink"/>
-            </w:rPr>
-            <w:t>ging. Toe</w:t>
-          </w:r>
-        </w:hyperlink>
-      </w:r>
-      <w:r>
-        <w:rPr>
-          <w:u w:val="single" w:color="0000ff"/>
-          <w:rFonts w:ascii="Charis SIL Regular" w:hAnsi="Charis SIL Regular" w:eastAsia="Charis SIL Regular"/>
-          <w:b w:val="0"/>
-          <w:i w:val="0"/>
-          <w:color w:val="000000"/>
-          <w:sz w:val="24"/>
-        </w:rPr>
-        <w:hyperlink r:id="rId9" w:history="1">
-          <w:r>
-            <w:rPr>
-              <w:rStyle w:val="Hyperlink"/>
-            </w:rPr>
-            <w:t>n</w:t>
-          </w:r>
-        </w:hyperlink>
-      </w:r>
-      <w:r>
-        <w:rPr>
-          <w:u w:val="single" w:color="0000ff"/>
-          <w:rFonts w:ascii="Charis SIL Regular" w:hAnsi="Charis SIL Regular" w:eastAsia="Charis SIL Regular"/>
-          <w:b w:val="0"/>
-          <w:i w:val="0"/>
-          <w:color w:val="000000"/>
-          <w:sz w:val="24"/>
-        </w:rPr>
-        <w:t xml:space="preserve"> </w:t>
+        <w:t xml:space="preserve">naar de voorzitter van de Yachtvereniging. Toen </w:t>
       </w:r>
       <w:r>
         <w:rPr>
@@ -354,7 +307,7 @@
           <w:sz w:val="24"/>
           <w:u w:val="single"/>
         </w:rPr>
-        <w:hyperlink r:id="rId9" w:history="1">
+        <w:hyperlink r:id="rId10" w:history="1">
           <w:r>
             <w:rPr>
               <w:rStyle w:val="Hyperlink"/>
@@ -383,7 +336,7 @@
           <w:sz w:val="24"/>
           <w:u w:val="single"/>
         </w:rPr>
-        <w:hyperlink r:id="rId9" w:history="1">
+        <w:hyperlink r:id="rId10" w:history="1">
           <w:r>
             <w:rPr>
               <w:rStyle w:val="Hyperlink"/>
@@ -419,7 +372,14 @@
           <w:sz w:val="24"/>
           <w:u w:val="single"/>
         </w:rPr>
-        <w:t>k</w:t>
+        <w:hyperlink r:id="rId9" w:history="1">
+          <w:r>
+            <w:rPr>
+              <w:rStyle w:val="Hyperlink"/>
+            </w:rPr>
+            <w:t>k</w:t>
+          </w:r>
+        </w:hyperlink>
       </w:r>
       <w:r>
         <w:rPr>
@@ -751,7 +711,14 @@
           <w:color w:val="000000"/>
           <w:sz w:val="24"/>
         </w:rPr>
-        <w:t>dien</w:t>
+        <w:hyperlink r:id="rId11" w:history="1">
+          <w:r>
+            <w:rPr>
+              <w:rStyle w:val="Hyperlink"/>
+            </w:rPr>
+            <w:t>dien</w:t>
+          </w:r>
+        </w:hyperlink>
       </w:r>
       <w:r>
         <w:rPr>
@@ -1033,7 +1000,71 @@
           <w:color w:val="000000"/>
           <w:sz w:val="24"/>
         </w:rPr>
-        <w:t>De collectie is overigens nog altijd het bezit van de gemeente R</w:t>
+        <w:t>De collectie is overigens nog altijd het bezi</w:t>
+      </w:r>
+      <w:r>
+        <w:rPr>
+          <w:u w:val="single" w:color="0000ff"/>
+          <w:rFonts w:ascii="Charis SIL Regular" w:hAnsi="Charis SIL Regular" w:eastAsia="Charis SIL Regular"/>
+          <w:b w:val="0"/>
+          <w:i w:val="0"/>
+          <w:color w:val="000000"/>
+          <w:sz w:val="24"/>
+        </w:rPr>
+        <w:hyperlink r:id="rId12" w:history="1">
+          <w:r>
+            <w:rPr>
+              <w:rStyle w:val="Hyperlink"/>
+            </w:rPr>
+            <w:t>t van de g</w:t>
+          </w:r>
+        </w:hyperlink>
+      </w:r>
+      <w:r>
+        <w:rPr>
+          <w:u w:val="single" w:color="0000ff"/>
+          <w:rFonts w:ascii="Charis SIL Regular" w:hAnsi="Charis SIL Regular" w:eastAsia="Charis SIL Regular"/>
+          <w:b w:val="0"/>
+          <w:i w:val="0"/>
+          <w:color w:val="000000"/>
+          <w:sz w:val="24"/>
+        </w:rPr>
+        <w:hyperlink r:id="rId12" w:history="1">
+          <w:r>
+            <w:rPr>
+              <w:rStyle w:val="Hyperlink"/>
+            </w:rPr>
+            <w:t>e</w:t>
+          </w:r>
+        </w:hyperlink>
+      </w:r>
+      <w:r>
+        <w:rPr>
+          <w:u w:val="single" w:color="0000ff"/>
+          <w:rFonts w:ascii="Charis SIL Regular" w:hAnsi="Charis SIL Regular" w:eastAsia="Charis SIL Regular"/>
+          <w:b w:val="0"/>
+          <w:i w:val="0"/>
+          <w:color w:val="000000"/>
+          <w:sz w:val="24"/>
+        </w:rPr>
+        <w:hyperlink r:id="rId12" w:history="1">
+          <w:r>
+            <w:rPr>
+              <w:rStyle w:val="Hyperlink"/>
+            </w:rPr>
+            <w:t xml:space="preserve">meente </w:t>
+          </w:r>
+        </w:hyperlink>
+      </w:r>
+      <w:r>
+        <w:rPr>
+          <w:rFonts w:ascii="Charis SIL Regular" w:hAnsi="Charis SIL Regular" w:eastAsia="Charis SIL Regular"/>
+          <w:b w:val="0"/>
+          <w:i w:val="0"/>
+          <w:color w:val="000000"/>
+          <w:sz w:val="24"/>
+        </w:rPr>
+        <w:t>R</w:t>
       </w:r>
       <w:r>
         <w:rPr>
@@ -1968,7 +1999,6 @@
       </w:r>
       <w:r>
         <w:rPr>
-          <w:u w:val="single" w:color="0000ff"/>
           <w:rFonts w:ascii="Charis SIL Regular" w:hAnsi="Charis SIL Regular" w:eastAsia="Charis SIL Regular"/>
           <w:b w:val="0"/>
           <w:i w:val="0"/>

--- a/EXPORTS/DOCX/published/niveau3/Dutch/WMRotterdam.docx
+++ b/EXPORTS/DOCX/published/niveau3/Dutch/WMRotterdam.docx
@@ -296,7 +296,18 @@
           <w:color w:val="000000"/>
           <w:sz w:val="24"/>
         </w:rPr>
-        <w:t xml:space="preserve">naar de voorzitter van de Yachtvereniging. Toen </w:t>
+        <w:t>naar de voorzitter van de Yachtvereni</w:t>
+      </w:r>
+      <w:r>
+        <w:rPr>
+          <w:u w:val="single" w:color="0000ff"/>
+          <w:rFonts w:ascii="Charis SIL Regular" w:hAnsi="Charis SIL Regular" w:eastAsia="Charis SIL Regular"/>
+          <w:b w:val="0"/>
+          <w:i w:val="0"/>
+          <w:color w:val="000000"/>
+          <w:sz w:val="24"/>
+        </w:rPr>
+        <w:t xml:space="preserve">ging. Toen </w:t>
       </w:r>
       <w:r>
         <w:rPr>
@@ -307,43 +318,7 @@
           <w:sz w:val="24"/>
           <w:u w:val="single"/>
         </w:rPr>
-        <w:hyperlink r:id="rId10" w:history="1">
-          <w:r>
-            <w:rPr>
-              <w:rStyle w:val="Hyperlink"/>
-            </w:rPr>
-            <w:t>Prins</w:t>
-          </w:r>
-        </w:hyperlink>
-      </w:r>
-      <w:r>
-        <w:rPr>
-          <w:rFonts w:ascii="Charis SIL Regular" w:hAnsi="Charis SIL Regular" w:eastAsia="Charis SIL Regular"/>
-          <w:b w:val="0"/>
-          <w:i w:val="0"/>
-          <w:color w:val="0000FF"/>
-          <w:sz w:val="24"/>
-          <w:u w:val="single"/>
-        </w:rPr>
-        <w:t xml:space="preserve"> </w:t>
-      </w:r>
-      <w:r>
-        <w:rPr>
-          <w:rFonts w:ascii="Charis SIL Regular" w:hAnsi="Charis SIL Regular" w:eastAsia="Charis SIL Regular"/>
-          <w:b w:val="0"/>
-          <w:i w:val="0"/>
-          <w:color w:val="0000FF"/>
-          <w:sz w:val="24"/>
-          <w:u w:val="single"/>
-        </w:rPr>
-        <w:hyperlink r:id="rId10" w:history="1">
-          <w:r>
-            <w:rPr>
-              <w:rStyle w:val="Hyperlink"/>
-            </w:rPr>
-            <w:t>H</w:t>
-          </w:r>
-        </w:hyperlink>
+        <w:t>Prins H</w:t>
       </w:r>
       <w:r>
         <w:rPr>
@@ -1769,61 +1744,7 @@
           <w:color w:val="000000"/>
           <w:sz w:val="24"/>
         </w:rPr>
-        <w:t xml:space="preserve">. Beide archieven zijn op </w:t>
-      </w:r>
-      <w:r>
-        <w:rPr>
-          <w:u w:val="single" w:color="0000ff"/>
-          <w:rFonts w:ascii="Charis SIL Regular" w:hAnsi="Charis SIL Regular" w:eastAsia="Charis SIL Regular"/>
-          <w:b w:val="0"/>
-          <w:i w:val="0"/>
-          <w:color w:val="000000"/>
-          <w:sz w:val="24"/>
-        </w:rPr>
-        <w:hyperlink r:id="rId16" w:history="1">
-          <w:r>
-            <w:rPr>
-              <w:rStyle w:val="Hyperlink"/>
-            </w:rPr>
-            <w:t>een so</w:t>
-          </w:r>
-        </w:hyperlink>
-      </w:r>
-      <w:r>
-        <w:rPr>
-          <w:u w:val="single" w:color="0000ff"/>
-          <w:rFonts w:ascii="Charis SIL Regular" w:hAnsi="Charis SIL Regular" w:eastAsia="Charis SIL Regular"/>
-          <w:b w:val="0"/>
-          <w:i w:val="0"/>
-          <w:color w:val="000000"/>
-          <w:sz w:val="24"/>
-        </w:rPr>
-        <w:hyperlink r:id="rId16" w:history="1">
-          <w:r>
-            <w:rPr>
-              <w:rStyle w:val="Hyperlink"/>
-            </w:rPr>
-            <w:t>o</w:t>
-          </w:r>
-        </w:hyperlink>
-      </w:r>
-      <w:r>
-        <w:rPr>
-          <w:u w:val="single" w:color="0000ff"/>
-          <w:rFonts w:ascii="Charis SIL Regular" w:hAnsi="Charis SIL Regular" w:eastAsia="Charis SIL Regular"/>
-          <w:b w:val="0"/>
-          <w:i w:val="0"/>
-          <w:color w:val="000000"/>
-          <w:sz w:val="24"/>
-        </w:rPr>
-        <w:hyperlink r:id="rId16" w:history="1">
-          <w:r>
-            <w:rPr>
-              <w:rStyle w:val="Hyperlink"/>
-            </w:rPr>
-            <w:t>rtge</w:t>
-          </w:r>
-        </w:hyperlink>
+        <w:t>. Beide archieven zijn op een soortge</w:t>
       </w:r>
       <w:r>
         <w:rPr>
@@ -1852,14 +1773,7 @@
           <w:color w:val="000000"/>
           <w:sz w:val="24"/>
         </w:rPr>
-        <w:hyperlink r:id="rId16" w:history="1">
-          <w:r>
-            <w:rPr>
-              <w:rStyle w:val="Hyperlink"/>
-            </w:rPr>
-            <w:t>ma</w:t>
-          </w:r>
-        </w:hyperlink>
+        <w:t>ma</w:t>
       </w:r>
       <w:r>
         <w:rPr>
@@ -1999,6 +1913,7 @@
       </w:r>
       <w:r>
         <w:rPr>
+          <w:u w:val="single" w:color="0000ff"/>
           <w:rFonts w:ascii="Charis SIL Regular" w:hAnsi="Charis SIL Regular" w:eastAsia="Charis SIL Regular"/>
           <w:b w:val="0"/>
           <w:i w:val="0"/>

--- a/EXPORTS/DOCX/published/niveau3/Dutch/WMRotterdam.docx
+++ b/EXPORTS/DOCX/published/niveau3/Dutch/WMRotterdam.docx
@@ -307,7 +307,43 @@
           <w:color w:val="000000"/>
           <w:sz w:val="24"/>
         </w:rPr>
-        <w:t xml:space="preserve">ging. Toen </w:t>
+        <w:hyperlink r:id="rId9" w:history="1">
+          <w:r>
+            <w:rPr>
+              <w:rStyle w:val="Hyperlink"/>
+            </w:rPr>
+            <w:t>ging. Toe</w:t>
+          </w:r>
+        </w:hyperlink>
+      </w:r>
+      <w:r>
+        <w:rPr>
+          <w:u w:val="single" w:color="0000ff"/>
+          <w:rFonts w:ascii="Charis SIL Regular" w:hAnsi="Charis SIL Regular" w:eastAsia="Charis SIL Regular"/>
+          <w:b w:val="0"/>
+          <w:i w:val="0"/>
+          <w:color w:val="000000"/>
+          <w:sz w:val="24"/>
+        </w:rPr>
+        <w:hyperlink r:id="rId9" w:history="1">
+          <w:r>
+            <w:rPr>
+              <w:rStyle w:val="Hyperlink"/>
+            </w:rPr>
+            <w:t>n</w:t>
+          </w:r>
+        </w:hyperlink>
+      </w:r>
+      <w:r>
+        <w:rPr>
+          <w:u w:val="single" w:color="0000ff"/>
+          <w:rFonts w:ascii="Charis SIL Regular" w:hAnsi="Charis SIL Regular" w:eastAsia="Charis SIL Regular"/>
+          <w:b w:val="0"/>
+          <w:i w:val="0"/>
+          <w:color w:val="000000"/>
+          <w:sz w:val="24"/>
+        </w:rPr>
+        <w:t xml:space="preserve"> </w:t>
       </w:r>
       <w:r>
         <w:rPr>
@@ -318,7 +354,14 @@
           <w:sz w:val="24"/>
           <w:u w:val="single"/>
         </w:rPr>
-        <w:t>Prins H</w:t>
+        <w:hyperlink r:id="rId10" w:history="1">
+          <w:r>
+            <w:rPr>
+              <w:rStyle w:val="Hyperlink"/>
+            </w:rPr>
+            <w:t>Prins</w:t>
+          </w:r>
+        </w:hyperlink>
       </w:r>
       <w:r>
         <w:rPr>
@@ -329,7 +372,36 @@
           <w:sz w:val="24"/>
           <w:u w:val="single"/>
         </w:rPr>
-        <w:hyperlink r:id="rId9" w:history="1">
+        <w:t xml:space="preserve"> </w:t>
+      </w:r>
+      <w:r>
+        <w:rPr>
+          <w:rFonts w:ascii="Charis SIL Regular" w:hAnsi="Charis SIL Regular" w:eastAsia="Charis SIL Regular"/>
+          <w:b w:val="0"/>
+          <w:i w:val="0"/>
+          <w:color w:val="0000FF"/>
+          <w:sz w:val="24"/>
+          <w:u w:val="single"/>
+        </w:rPr>
+        <w:hyperlink r:id="rId10" w:history="1">
+          <w:r>
+            <w:rPr>
+              <w:rStyle w:val="Hyperlink"/>
+            </w:rPr>
+            <w:t>H</w:t>
+          </w:r>
+        </w:hyperlink>
+      </w:r>
+      <w:r>
+        <w:rPr>
+          <w:rFonts w:ascii="Charis SIL Regular" w:hAnsi="Charis SIL Regular" w:eastAsia="Charis SIL Regular"/>
+          <w:b w:val="0"/>
+          <w:i w:val="0"/>
+          <w:color w:val="0000FF"/>
+          <w:sz w:val="24"/>
+          <w:u w:val="single"/>
+        </w:rPr>
+        <w:hyperlink r:id="rId10" w:history="1">
           <w:r>
             <w:rPr>
               <w:rStyle w:val="Hyperlink"/>
@@ -347,7 +419,7 @@
           <w:sz w:val="24"/>
           <w:u w:val="single"/>
         </w:rPr>
-        <w:hyperlink r:id="rId9" w:history="1">
+        <w:hyperlink r:id="rId10" w:history="1">
           <w:r>
             <w:rPr>
               <w:rStyle w:val="Hyperlink"/>
@@ -1033,6 +1105,7 @@
       </w:r>
       <w:r>
         <w:rPr>
+          <w:u w:val="single" w:color="0000ff"/>
           <w:rFonts w:ascii="Charis SIL Regular" w:hAnsi="Charis SIL Regular" w:eastAsia="Charis SIL Regular"/>
           <w:b w:val="0"/>
           <w:i w:val="0"/>
@@ -1744,7 +1817,61 @@
           <w:color w:val="000000"/>
           <w:sz w:val="24"/>
         </w:rPr>
-        <w:t>. Beide archieven zijn op een soortge</w:t>
+        <w:t xml:space="preserve">. Beide archieven zijn op </w:t>
+      </w:r>
+      <w:r>
+        <w:rPr>
+          <w:u w:val="single" w:color="0000ff"/>
+          <w:rFonts w:ascii="Charis SIL Regular" w:hAnsi="Charis SIL Regular" w:eastAsia="Charis SIL Regular"/>
+          <w:b w:val="0"/>
+          <w:i w:val="0"/>
+          <w:color w:val="000000"/>
+          <w:sz w:val="24"/>
+        </w:rPr>
+        <w:hyperlink r:id="rId16" w:history="1">
+          <w:r>
+            <w:rPr>
+              <w:rStyle w:val="Hyperlink"/>
+            </w:rPr>
+            <w:t>een so</w:t>
+          </w:r>
+        </w:hyperlink>
+      </w:r>
+      <w:r>
+        <w:rPr>
+          <w:u w:val="single" w:color="0000ff"/>
+          <w:rFonts w:ascii="Charis SIL Regular" w:hAnsi="Charis SIL Regular" w:eastAsia="Charis SIL Regular"/>
+          <w:b w:val="0"/>
+          <w:i w:val="0"/>
+          <w:color w:val="000000"/>
+          <w:sz w:val="24"/>
+        </w:rPr>
+        <w:hyperlink r:id="rId16" w:history="1">
+          <w:r>
+            <w:rPr>
+              <w:rStyle w:val="Hyperlink"/>
+            </w:rPr>
+            <w:t>o</w:t>
+          </w:r>
+        </w:hyperlink>
+      </w:r>
+      <w:r>
+        <w:rPr>
+          <w:u w:val="single" w:color="0000ff"/>
+          <w:rFonts w:ascii="Charis SIL Regular" w:hAnsi="Charis SIL Regular" w:eastAsia="Charis SIL Regular"/>
+          <w:b w:val="0"/>
+          <w:i w:val="0"/>
+          <w:color w:val="000000"/>
+          <w:sz w:val="24"/>
+        </w:rPr>
+        <w:hyperlink r:id="rId16" w:history="1">
+          <w:r>
+            <w:rPr>
+              <w:rStyle w:val="Hyperlink"/>
+            </w:rPr>
+            <w:t>rtge</w:t>
+          </w:r>
+        </w:hyperlink>
       </w:r>
       <w:r>
         <w:rPr>
@@ -1766,42 +1893,13 @@
       </w:r>
       <w:r>
         <w:rPr>
-          <w:u w:val="single" w:color="0000ff"/>
           <w:rFonts w:ascii="Charis SIL Regular" w:hAnsi="Charis SIL Regular" w:eastAsia="Charis SIL Regular"/>
           <w:b w:val="0"/>
           <w:i w:val="0"/>
           <w:color w:val="000000"/>
           <w:sz w:val="24"/>
         </w:rPr>
-        <w:t>ma</w:t>
-      </w:r>
-      <w:r>
-        <w:rPr>
-          <w:u w:val="single" w:color="0000ff"/>
-          <w:rFonts w:ascii="Charis SIL Regular" w:hAnsi="Charis SIL Regular" w:eastAsia="Charis SIL Regular"/>
-          <w:b w:val="0"/>
-          <w:i w:val="0"/>
-          <w:color w:val="000000"/>
-          <w:sz w:val="24"/>
-        </w:rPr>
-        <w:hyperlink r:id="rId16" w:history="1">
-          <w:r>
-            <w:rPr>
-              <w:rStyle w:val="Hyperlink"/>
-            </w:rPr>
-            <w:t>nier o</w:t>
-          </w:r>
-        </w:hyperlink>
-      </w:r>
-      <w:r>
-        <w:rPr>
-          <w:rFonts w:ascii="Charis SIL Regular" w:hAnsi="Charis SIL Regular" w:eastAsia="Charis SIL Regular"/>
-          <w:b w:val="0"/>
-          <w:i w:val="0"/>
-          <w:color w:val="000000"/>
-          <w:sz w:val="24"/>
-        </w:rPr>
-        <w:t>pgebou</w:t>
+        <w:t>manier opgebou</w:t>
       </w:r>
       <w:r>
         <w:rPr>
